--- a/optimozacia/Практики/6.docx
+++ b/optimozacia/Практики/6.docx
@@ -238,34 +238,6 @@
     </w:p>
     <w:p>
       <w:pPr>
-        <w:spacing w:after="133"/>
-        <w:ind w:right="327" w:firstLine="426"/>
-        <w:jc w:val="center"/>
-        <w:rPr>
-          <w:rFonts w:ascii="Times New Roman" w:hAnsi="Times New Roman" w:cs="Times New Roman"/>
-          <w:sz w:val="28"/>
-          <w:szCs w:val="28"/>
-        </w:rPr>
-      </w:pPr>
-      <w:r>
-        <w:rPr>
-          <w:rFonts w:ascii="Times New Roman" w:eastAsia="Times New Roman" w:hAnsi="Times New Roman" w:cs="Times New Roman"/>
-          <w:sz w:val="28"/>
-          <w:szCs w:val="28"/>
-        </w:rPr>
-        <w:t>Вариант 1</w:t>
-      </w:r>
-      <w:r>
-        <w:rPr>
-          <w:rFonts w:ascii="Times New Roman" w:eastAsia="Times New Roman" w:hAnsi="Times New Roman" w:cs="Times New Roman"/>
-          <w:sz w:val="28"/>
-          <w:szCs w:val="28"/>
-        </w:rPr>
-        <w:t>0</w:t>
-      </w:r>
-    </w:p>
-    <w:p>
-      <w:pPr>
         <w:spacing w:after="131"/>
         <w:ind w:firstLine="426"/>
         <w:jc w:val="center"/>
@@ -275,15 +247,6 @@
           <w:szCs w:val="28"/>
         </w:rPr>
       </w:pPr>
-      <w:r>
-        <w:rPr>
-          <w:rFonts w:ascii="Times New Roman" w:eastAsia="Times New Roman" w:hAnsi="Times New Roman" w:cs="Times New Roman"/>
-          <w:b/>
-          <w:sz w:val="28"/>
-          <w:szCs w:val="28"/>
-        </w:rPr>
-        <w:t xml:space="preserve"> </w:t>
-      </w:r>
     </w:p>
     <w:p>
       <w:pPr>
